--- a/rapports/2026-06-06/EQ24/EQ24_sup_v2/DR_033202050056/74-02-19-77.docx
+++ b/rapports/2026-06-06/EQ24/EQ24_sup_v2/DR_033202050056/74-02-19-77.docx
@@ -297,7 +297,7 @@
           <w:color w:val="1F6FEB"/>
           <w:sz w:val="22"/>
         </w:rPr>
-        <w:t>⚠ INCOHÉRENCES À CORRIGER (68)</w:t>
+        <w:t>⚠ INCOHÉRENCES À CORRIGER (49)</w:t>
       </w:r>
     </w:p>
     <w:tbl>
@@ -454,7 +454,7 @@
                 <w:color w:val="16A34A"/>
                 <w:sz w:val="16"/>
               </w:rPr>
-              <w:t>s01q25, s01q30, s04q23, s01q00b, s01q30_decode, s04q23_decode</w:t>
+              <w:t>s01q00b</w:t>
             </w:r>
           </w:p>
         </w:tc>
@@ -485,7 +485,7 @@
                 <w:i w:val="0"/>
                 <w:sz w:val="17"/>
               </w:rPr>
-              <w:t>Incoherence! ABLAYE DIOUF a declaré que la catégorie socioprofessionnelle de son père est Ouvrier ou employé qualifié alors que le père lui-même declare comme catégorie socioprofessionnelle Manœuvre au niveau de la section 4b.</w:t>
+              <w:t>incoherent! Il manque des informations non renseignées (4 question(s) de  MBAYE NDIAYE N2) , prière de renseigner toutes les questions liées à  MBAYE NDIAYE N2 .</w:t>
             </w:r>
           </w:p>
         </w:tc>
@@ -575,7 +575,7 @@
                 <w:i w:val="0"/>
                 <w:sz w:val="17"/>
               </w:rPr>
-              <w:t>Incoherence! KHADIM NDIAYE a declaré que la catégorie socioprofessionnelle de son père est Ouvrier ou employé non qualifié alors que le père lui-même declare comme catégorie socioprofessionnelle Manœuvre au niveau de la section 4b.</w:t>
+              <w:t>Incoherence! ABLAYE DIOUF a declaré que la catégorie socioprofessionnelle de son père est Ouvrier ou employé qualifié alors que le père lui-même declare comme catégorie socioprofessionnelle Manœuvre au niveau de la section 4b.</w:t>
             </w:r>
           </w:p>
         </w:tc>
@@ -634,7 +634,7 @@
                 <w:color w:val="16A34A"/>
                 <w:sz w:val="16"/>
               </w:rPr>
-              <w:t>s01q00b</w:t>
+              <w:t>s01q25, s01q30, s04q23, s01q00b, s01q30_decode, s04q23_decode</w:t>
             </w:r>
           </w:p>
         </w:tc>
@@ -665,7 +665,7 @@
                 <w:i w:val="0"/>
                 <w:sz w:val="17"/>
               </w:rPr>
-              <w:t>incoherent! Il manque des informations non renseignées (4 question(s) de  MBAYE NDIAYE N2) , prière de renseigner toutes les questions liées à  MBAYE NDIAYE N2 .</w:t>
+              <w:t>Incoherence! KHADIM NDIAYE a declaré que la catégorie socioprofessionnelle de son père est Ouvrier ou employé non qualifié alors que le père lui-même declare comme catégorie socioprofessionnelle Manœuvre au niveau de la section 4b.</w:t>
             </w:r>
           </w:p>
         </w:tc>
@@ -1084,7 +1084,7 @@
                 <w:color w:val="16A34A"/>
                 <w:sz w:val="16"/>
               </w:rPr>
-              <w:t>s00q27, s01q03a, s01q03b, s01q03c, s01q00b</w:t>
+              <w:t>—</w:t>
             </w:r>
           </w:p>
         </w:tc>
@@ -1115,7 +1115,7 @@
                 <w:i w:val="0"/>
                 <w:sz w:val="17"/>
               </w:rPr>
-              <w:t>Les informations sur l'acte de naissance (ni Jours, ni mois et ni années) de  ABLAYE DIOUF  manquent, s'il vous plait pouvez-vous fournir d'effort pour avoir ces informations.</w:t>
+              <w:t>Prière de verifier l'information donnée par ABLAYE DIOUF ou corriger au niveau de la section 1.</w:t>
             </w:r>
           </w:p>
         </w:tc>
@@ -1205,1717 +1205,7 @@
                 <w:i w:val="0"/>
                 <w:sz w:val="17"/>
               </w:rPr>
-              <w:t>Prière de verifier l'information donnée par ABLAYE DIOUF ou corriger au niveau de la section 1.</w:t>
-            </w:r>
-          </w:p>
-        </w:tc>
-      </w:tr>
-      <w:tr>
-        <w:tc>
-          <w:tcPr>
-            <w:tcW w:type="dxa" w:w="964"/>
-          </w:tcPr>
-          <w:p>
-            <w:r>
-              <w:rPr>
-                <w:b/>
-                <w:i w:val="0"/>
-                <w:color w:val="EA580C"/>
-                <w:sz w:val="16"/>
-              </w:rPr>
-              <w:t>Moyenne</w:t>
-            </w:r>
-          </w:p>
-        </w:tc>
-        <w:tc>
-          <w:tcPr>
-            <w:tcW w:type="dxa" w:w="1247"/>
-          </w:tcPr>
-          <w:p>
-            <w:r>
-              <w:rPr>
-                <w:b/>
-                <w:i w:val="0"/>
-                <w:sz w:val="16"/>
-              </w:rPr>
-              <w:t>S01</w:t>
-              <w:br/>
-            </w:r>
-            <w:r>
-              <w:rPr>
-                <w:b w:val="0"/>
-                <w:i w:val="0"/>
-                <w:color w:val="64748B"/>
-                <w:sz w:val="14"/>
-              </w:rPr>
-              <w:t>Démographie</w:t>
-            </w:r>
-          </w:p>
-        </w:tc>
-        <w:tc>
-          <w:tcPr>
-            <w:tcW w:type="dxa" w:w="1531"/>
-          </w:tcPr>
-          <w:p>
-            <w:r>
-              <w:rPr>
-                <w:b/>
-                <w:i w:val="0"/>
-                <w:color w:val="16A34A"/>
-                <w:sz w:val="16"/>
-              </w:rPr>
-              <w:t>s00q27, s01q03a, s01q03b, s01q03c, s01q00b</w:t>
-            </w:r>
-          </w:p>
-        </w:tc>
-        <w:tc>
-          <w:tcPr>
-            <w:tcW w:type="dxa" w:w="1191"/>
-          </w:tcPr>
-          <w:p>
-            <w:r>
-              <w:rPr>
-                <w:b w:val="0"/>
-                <w:i w:val="0"/>
-                <w:color w:val="64748B"/>
-                <w:sz w:val="16"/>
-              </w:rPr>
-              <w:t>GT-CQ</w:t>
-            </w:r>
-          </w:p>
-        </w:tc>
-        <w:tc>
-          <w:tcPr>
-            <w:tcW w:type="dxa" w:w="4706"/>
-          </w:tcPr>
-          <w:p>
-            <w:r>
-              <w:rPr>
-                <w:b w:val="0"/>
-                <w:i w:val="0"/>
-                <w:sz w:val="17"/>
-              </w:rPr>
-              <w:t>Les informations sur l'acte de naissance (ni Jours, ni mois et ni années) de  AMY DIOUF  manquent, s'il vous plait pouvez-vous fournir d'effort pour avoir ces informations.</w:t>
-            </w:r>
-          </w:p>
-        </w:tc>
-      </w:tr>
-      <w:tr>
-        <w:tc>
-          <w:tcPr>
-            <w:tcW w:type="dxa" w:w="964"/>
-          </w:tcPr>
-          <w:p>
-            <w:r>
-              <w:rPr>
-                <w:b/>
-                <w:i w:val="0"/>
-                <w:color w:val="EA580C"/>
-                <w:sz w:val="16"/>
-              </w:rPr>
-              <w:t>Moyenne</w:t>
-            </w:r>
-          </w:p>
-        </w:tc>
-        <w:tc>
-          <w:tcPr>
-            <w:tcW w:type="dxa" w:w="1247"/>
-          </w:tcPr>
-          <w:p>
-            <w:r>
-              <w:rPr>
-                <w:b/>
-                <w:i w:val="0"/>
-                <w:sz w:val="16"/>
-              </w:rPr>
-              <w:t>S01</w:t>
-              <w:br/>
-            </w:r>
-            <w:r>
-              <w:rPr>
-                <w:b w:val="0"/>
-                <w:i w:val="0"/>
-                <w:color w:val="64748B"/>
-                <w:sz w:val="14"/>
-              </w:rPr>
-              <w:t>Démographie</w:t>
-            </w:r>
-          </w:p>
-        </w:tc>
-        <w:tc>
-          <w:tcPr>
-            <w:tcW w:type="dxa" w:w="1531"/>
-          </w:tcPr>
-          <w:p>
-            <w:r>
-              <w:rPr>
-                <w:b/>
-                <w:i w:val="0"/>
-                <w:color w:val="16A34A"/>
-                <w:sz w:val="16"/>
-              </w:rPr>
-              <w:t>s00q27, s01q03a, s01q03b, s01q03c, s01q00b</w:t>
-            </w:r>
-          </w:p>
-        </w:tc>
-        <w:tc>
-          <w:tcPr>
-            <w:tcW w:type="dxa" w:w="1191"/>
-          </w:tcPr>
-          <w:p>
-            <w:r>
-              <w:rPr>
-                <w:b w:val="0"/>
-                <w:i w:val="0"/>
-                <w:color w:val="64748B"/>
-                <w:sz w:val="16"/>
-              </w:rPr>
-              <w:t>GT-CQ</w:t>
-            </w:r>
-          </w:p>
-        </w:tc>
-        <w:tc>
-          <w:tcPr>
-            <w:tcW w:type="dxa" w:w="4706"/>
-          </w:tcPr>
-          <w:p>
-            <w:r>
-              <w:rPr>
-                <w:b w:val="0"/>
-                <w:i w:val="0"/>
-                <w:sz w:val="17"/>
-              </w:rPr>
-              <w:t>Les informations sur l'acte de naissance (ni Jours, ni mois et ni années) de  BOUSSO DIOUF  manquent, s'il vous plait pouvez-vous fournir d'effort pour avoir ces informations.</w:t>
-            </w:r>
-          </w:p>
-        </w:tc>
-      </w:tr>
-      <w:tr>
-        <w:tc>
-          <w:tcPr>
-            <w:tcW w:type="dxa" w:w="964"/>
-          </w:tcPr>
-          <w:p>
-            <w:r>
-              <w:rPr>
-                <w:b/>
-                <w:i w:val="0"/>
-                <w:color w:val="EA580C"/>
-                <w:sz w:val="16"/>
-              </w:rPr>
-              <w:t>Moyenne</w:t>
-            </w:r>
-          </w:p>
-        </w:tc>
-        <w:tc>
-          <w:tcPr>
-            <w:tcW w:type="dxa" w:w="1247"/>
-          </w:tcPr>
-          <w:p>
-            <w:r>
-              <w:rPr>
-                <w:b/>
-                <w:i w:val="0"/>
-                <w:sz w:val="16"/>
-              </w:rPr>
-              <w:t>S01</w:t>
-              <w:br/>
-            </w:r>
-            <w:r>
-              <w:rPr>
-                <w:b w:val="0"/>
-                <w:i w:val="0"/>
-                <w:color w:val="64748B"/>
-                <w:sz w:val="14"/>
-              </w:rPr>
-              <w:t>Démographie</w:t>
-            </w:r>
-          </w:p>
-        </w:tc>
-        <w:tc>
-          <w:tcPr>
-            <w:tcW w:type="dxa" w:w="1531"/>
-          </w:tcPr>
-          <w:p>
-            <w:r>
-              <w:rPr>
-                <w:b/>
-                <w:i w:val="0"/>
-                <w:color w:val="16A34A"/>
-                <w:sz w:val="16"/>
-              </w:rPr>
-              <w:t>s00q27, s01q03a, s01q03b, s01q03c, s01q00b</w:t>
-            </w:r>
-          </w:p>
-        </w:tc>
-        <w:tc>
-          <w:tcPr>
-            <w:tcW w:type="dxa" w:w="1191"/>
-          </w:tcPr>
-          <w:p>
-            <w:r>
-              <w:rPr>
-                <w:b w:val="0"/>
-                <w:i w:val="0"/>
-                <w:color w:val="64748B"/>
-                <w:sz w:val="16"/>
-              </w:rPr>
-              <w:t>GT-CQ</w:t>
-            </w:r>
-          </w:p>
-        </w:tc>
-        <w:tc>
-          <w:tcPr>
-            <w:tcW w:type="dxa" w:w="4706"/>
-          </w:tcPr>
-          <w:p>
-            <w:r>
-              <w:rPr>
-                <w:b w:val="0"/>
-                <w:i w:val="0"/>
-                <w:sz w:val="17"/>
-              </w:rPr>
-              <w:t>Les informations sur l'acte de naissance (ni Jours, ni mois et ni années) de  CHEIKHOUNA NDIAYE  manquent, s'il vous plait pouvez-vous fournir d'effort pour avoir ces informations.</w:t>
-            </w:r>
-          </w:p>
-        </w:tc>
-      </w:tr>
-      <w:tr>
-        <w:tc>
-          <w:tcPr>
-            <w:tcW w:type="dxa" w:w="964"/>
-          </w:tcPr>
-          <w:p>
-            <w:r>
-              <w:rPr>
-                <w:b/>
-                <w:i w:val="0"/>
-                <w:color w:val="EA580C"/>
-                <w:sz w:val="16"/>
-              </w:rPr>
-              <w:t>Moyenne</w:t>
-            </w:r>
-          </w:p>
-        </w:tc>
-        <w:tc>
-          <w:tcPr>
-            <w:tcW w:type="dxa" w:w="1247"/>
-          </w:tcPr>
-          <w:p>
-            <w:r>
-              <w:rPr>
-                <w:b/>
-                <w:i w:val="0"/>
-                <w:sz w:val="16"/>
-              </w:rPr>
-              <w:t>S01</w:t>
-              <w:br/>
-            </w:r>
-            <w:r>
-              <w:rPr>
-                <w:b w:val="0"/>
-                <w:i w:val="0"/>
-                <w:color w:val="64748B"/>
-                <w:sz w:val="14"/>
-              </w:rPr>
-              <w:t>Démographie</w:t>
-            </w:r>
-          </w:p>
-        </w:tc>
-        <w:tc>
-          <w:tcPr>
-            <w:tcW w:type="dxa" w:w="1531"/>
-          </w:tcPr>
-          <w:p>
-            <w:r>
-              <w:rPr>
-                <w:b/>
-                <w:i w:val="0"/>
-                <w:color w:val="16A34A"/>
-                <w:sz w:val="16"/>
-              </w:rPr>
-              <w:t>s00q27, s01q03a, s01q03b, s01q03c, s01q00b</w:t>
-            </w:r>
-          </w:p>
-        </w:tc>
-        <w:tc>
-          <w:tcPr>
-            <w:tcW w:type="dxa" w:w="1191"/>
-          </w:tcPr>
-          <w:p>
-            <w:r>
-              <w:rPr>
-                <w:b w:val="0"/>
-                <w:i w:val="0"/>
-                <w:color w:val="64748B"/>
-                <w:sz w:val="16"/>
-              </w:rPr>
-              <w:t>GT-CQ</w:t>
-            </w:r>
-          </w:p>
-        </w:tc>
-        <w:tc>
-          <w:tcPr>
-            <w:tcW w:type="dxa" w:w="4706"/>
-          </w:tcPr>
-          <w:p>
-            <w:r>
-              <w:rPr>
-                <w:b w:val="0"/>
-                <w:i w:val="0"/>
-                <w:sz w:val="17"/>
-              </w:rPr>
-              <w:t>Les informations sur l'acte de naissance (ni Jours, ni mois et ni années) de  DABA GUEYE  manquent, s'il vous plait pouvez-vous fournir d'effort pour avoir ces informations.</w:t>
-            </w:r>
-          </w:p>
-        </w:tc>
-      </w:tr>
-      <w:tr>
-        <w:tc>
-          <w:tcPr>
-            <w:tcW w:type="dxa" w:w="964"/>
-          </w:tcPr>
-          <w:p>
-            <w:r>
-              <w:rPr>
-                <w:b/>
-                <w:i w:val="0"/>
-                <w:color w:val="EA580C"/>
-                <w:sz w:val="16"/>
-              </w:rPr>
-              <w:t>Moyenne</w:t>
-            </w:r>
-          </w:p>
-        </w:tc>
-        <w:tc>
-          <w:tcPr>
-            <w:tcW w:type="dxa" w:w="1247"/>
-          </w:tcPr>
-          <w:p>
-            <w:r>
-              <w:rPr>
-                <w:b/>
-                <w:i w:val="0"/>
-                <w:sz w:val="16"/>
-              </w:rPr>
-              <w:t>S01</w:t>
-              <w:br/>
-            </w:r>
-            <w:r>
-              <w:rPr>
-                <w:b w:val="0"/>
-                <w:i w:val="0"/>
-                <w:color w:val="64748B"/>
-                <w:sz w:val="14"/>
-              </w:rPr>
-              <w:t>Démographie</w:t>
-            </w:r>
-          </w:p>
-        </w:tc>
-        <w:tc>
-          <w:tcPr>
-            <w:tcW w:type="dxa" w:w="1531"/>
-          </w:tcPr>
-          <w:p>
-            <w:r>
-              <w:rPr>
-                <w:b/>
-                <w:i w:val="0"/>
-                <w:color w:val="16A34A"/>
-                <w:sz w:val="16"/>
-              </w:rPr>
-              <w:t>s00q27, s01q03a, s01q03b, s01q03c, s01q00b</w:t>
-            </w:r>
-          </w:p>
-        </w:tc>
-        <w:tc>
-          <w:tcPr>
-            <w:tcW w:type="dxa" w:w="1191"/>
-          </w:tcPr>
-          <w:p>
-            <w:r>
-              <w:rPr>
-                <w:b w:val="0"/>
-                <w:i w:val="0"/>
-                <w:color w:val="64748B"/>
-                <w:sz w:val="16"/>
-              </w:rPr>
-              <w:t>GT-CQ</w:t>
-            </w:r>
-          </w:p>
-        </w:tc>
-        <w:tc>
-          <w:tcPr>
-            <w:tcW w:type="dxa" w:w="4706"/>
-          </w:tcPr>
-          <w:p>
-            <w:r>
-              <w:rPr>
-                <w:b w:val="0"/>
-                <w:i w:val="0"/>
-                <w:sz w:val="17"/>
-              </w:rPr>
-              <w:t>Les informations sur l'acte de naissance (ni Jours, ni mois et ni années) de  KHADIM NDIAYE  manquent, s'il vous plait pouvez-vous fournir d'effort pour avoir ces informations.</w:t>
-            </w:r>
-          </w:p>
-        </w:tc>
-      </w:tr>
-      <w:tr>
-        <w:tc>
-          <w:tcPr>
-            <w:tcW w:type="dxa" w:w="964"/>
-          </w:tcPr>
-          <w:p>
-            <w:r>
-              <w:rPr>
-                <w:b/>
-                <w:i w:val="0"/>
-                <w:color w:val="EA580C"/>
-                <w:sz w:val="16"/>
-              </w:rPr>
-              <w:t>Moyenne</w:t>
-            </w:r>
-          </w:p>
-        </w:tc>
-        <w:tc>
-          <w:tcPr>
-            <w:tcW w:type="dxa" w:w="1247"/>
-          </w:tcPr>
-          <w:p>
-            <w:r>
-              <w:rPr>
-                <w:b/>
-                <w:i w:val="0"/>
-                <w:sz w:val="16"/>
-              </w:rPr>
-              <w:t>S01</w:t>
-              <w:br/>
-            </w:r>
-            <w:r>
-              <w:rPr>
-                <w:b w:val="0"/>
-                <w:i w:val="0"/>
-                <w:color w:val="64748B"/>
-                <w:sz w:val="14"/>
-              </w:rPr>
-              <w:t>Démographie</w:t>
-            </w:r>
-          </w:p>
-        </w:tc>
-        <w:tc>
-          <w:tcPr>
-            <w:tcW w:type="dxa" w:w="1531"/>
-          </w:tcPr>
-          <w:p>
-            <w:r>
-              <w:rPr>
-                <w:b/>
-                <w:i w:val="0"/>
-                <w:color w:val="16A34A"/>
-                <w:sz w:val="16"/>
-              </w:rPr>
-              <w:t>s01q04a, s01q03b</w:t>
-            </w:r>
-          </w:p>
-        </w:tc>
-        <w:tc>
-          <w:tcPr>
-            <w:tcW w:type="dxa" w:w="1191"/>
-          </w:tcPr>
-          <w:p>
-            <w:r>
-              <w:rPr>
-                <w:b w:val="0"/>
-                <w:i w:val="0"/>
-                <w:color w:val="64748B"/>
-                <w:sz w:val="16"/>
-              </w:rPr>
-              <w:t>GT-CQ</w:t>
-            </w:r>
-          </w:p>
-        </w:tc>
-        <w:tc>
-          <w:tcPr>
-            <w:tcW w:type="dxa" w:w="4706"/>
-          </w:tcPr>
-          <w:p>
-            <w:r>
-              <w:rPr>
-                <w:b w:val="0"/>
-                <w:i w:val="0"/>
-                <w:sz w:val="17"/>
-              </w:rPr>
-              <w:t>Le mois de l'enfant ( KHADIM NDIAYE ) n'est pas connu mais vous avez declaré en s01q04a le nombre de mois, prière de changer NSP au niveau de s01q03b.</w:t>
-            </w:r>
-          </w:p>
-        </w:tc>
-      </w:tr>
-      <w:tr>
-        <w:tc>
-          <w:tcPr>
-            <w:tcW w:type="dxa" w:w="964"/>
-          </w:tcPr>
-          <w:p>
-            <w:r>
-              <w:rPr>
-                <w:b/>
-                <w:i w:val="0"/>
-                <w:color w:val="EA580C"/>
-                <w:sz w:val="16"/>
-              </w:rPr>
-              <w:t>Moyenne</w:t>
-            </w:r>
-          </w:p>
-        </w:tc>
-        <w:tc>
-          <w:tcPr>
-            <w:tcW w:type="dxa" w:w="1247"/>
-          </w:tcPr>
-          <w:p>
-            <w:r>
-              <w:rPr>
-                <w:b/>
-                <w:i w:val="0"/>
-                <w:sz w:val="16"/>
-              </w:rPr>
-              <w:t>S01</w:t>
-              <w:br/>
-            </w:r>
-            <w:r>
-              <w:rPr>
-                <w:b w:val="0"/>
-                <w:i w:val="0"/>
-                <w:color w:val="64748B"/>
-                <w:sz w:val="14"/>
-              </w:rPr>
-              <w:t>Démographie</w:t>
-            </w:r>
-          </w:p>
-        </w:tc>
-        <w:tc>
-          <w:tcPr>
-            <w:tcW w:type="dxa" w:w="1531"/>
-          </w:tcPr>
-          <w:p>
-            <w:r>
-              <w:rPr>
-                <w:b/>
-                <w:i w:val="0"/>
-                <w:color w:val="16A34A"/>
-                <w:sz w:val="16"/>
-              </w:rPr>
-              <w:t>—</w:t>
-            </w:r>
-          </w:p>
-        </w:tc>
-        <w:tc>
-          <w:tcPr>
-            <w:tcW w:type="dxa" w:w="1191"/>
-          </w:tcPr>
-          <w:p>
-            <w:r>
-              <w:rPr>
-                <w:b w:val="0"/>
-                <w:i w:val="0"/>
-                <w:color w:val="64748B"/>
-                <w:sz w:val="16"/>
-              </w:rPr>
-              <w:t>GT-CQ</w:t>
-            </w:r>
-          </w:p>
-        </w:tc>
-        <w:tc>
-          <w:tcPr>
-            <w:tcW w:type="dxa" w:w="4706"/>
-          </w:tcPr>
-          <w:p>
-            <w:r>
-              <w:rPr>
-                <w:b w:val="0"/>
-                <w:i w:val="0"/>
-                <w:sz w:val="17"/>
-              </w:rPr>
               <w:t>Prière de verifier l'information donnée par KHADIM NDIAYE ou corriger au niveau de la section 1.</w:t>
-            </w:r>
-          </w:p>
-        </w:tc>
-      </w:tr>
-      <w:tr>
-        <w:tc>
-          <w:tcPr>
-            <w:tcW w:type="dxa" w:w="964"/>
-          </w:tcPr>
-          <w:p>
-            <w:r>
-              <w:rPr>
-                <w:b/>
-                <w:i w:val="0"/>
-                <w:color w:val="EA580C"/>
-                <w:sz w:val="16"/>
-              </w:rPr>
-              <w:t>Moyenne</w:t>
-            </w:r>
-          </w:p>
-        </w:tc>
-        <w:tc>
-          <w:tcPr>
-            <w:tcW w:type="dxa" w:w="1247"/>
-          </w:tcPr>
-          <w:p>
-            <w:r>
-              <w:rPr>
-                <w:b/>
-                <w:i w:val="0"/>
-                <w:sz w:val="16"/>
-              </w:rPr>
-              <w:t>S01</w:t>
-              <w:br/>
-            </w:r>
-            <w:r>
-              <w:rPr>
-                <w:b w:val="0"/>
-                <w:i w:val="0"/>
-                <w:color w:val="64748B"/>
-                <w:sz w:val="14"/>
-              </w:rPr>
-              <w:t>Démographie</w:t>
-            </w:r>
-          </w:p>
-        </w:tc>
-        <w:tc>
-          <w:tcPr>
-            <w:tcW w:type="dxa" w:w="1531"/>
-          </w:tcPr>
-          <w:p>
-            <w:r>
-              <w:rPr>
-                <w:b/>
-                <w:i w:val="0"/>
-                <w:color w:val="16A34A"/>
-                <w:sz w:val="16"/>
-              </w:rPr>
-              <w:t>s00q27, s01q03a, s01q03b, s01q03c, s01q00b</w:t>
-            </w:r>
-          </w:p>
-        </w:tc>
-        <w:tc>
-          <w:tcPr>
-            <w:tcW w:type="dxa" w:w="1191"/>
-          </w:tcPr>
-          <w:p>
-            <w:r>
-              <w:rPr>
-                <w:b w:val="0"/>
-                <w:i w:val="0"/>
-                <w:color w:val="64748B"/>
-                <w:sz w:val="16"/>
-              </w:rPr>
-              <w:t>GT-CQ</w:t>
-            </w:r>
-          </w:p>
-        </w:tc>
-        <w:tc>
-          <w:tcPr>
-            <w:tcW w:type="dxa" w:w="4706"/>
-          </w:tcPr>
-          <w:p>
-            <w:r>
-              <w:rPr>
-                <w:b w:val="0"/>
-                <w:i w:val="0"/>
-                <w:sz w:val="17"/>
-              </w:rPr>
-              <w:t>Les informations sur l'acte de naissance (ni Jours, ni mois et ni années) de  KHADIM NDIAYE N2  manquent, s'il vous plait pouvez-vous fournir d'effort pour avoir ces informations.</w:t>
-            </w:r>
-          </w:p>
-        </w:tc>
-      </w:tr>
-      <w:tr>
-        <w:tc>
-          <w:tcPr>
-            <w:tcW w:type="dxa" w:w="964"/>
-          </w:tcPr>
-          <w:p>
-            <w:r>
-              <w:rPr>
-                <w:b/>
-                <w:i w:val="0"/>
-                <w:color w:val="EA580C"/>
-                <w:sz w:val="16"/>
-              </w:rPr>
-              <w:t>Moyenne</w:t>
-            </w:r>
-          </w:p>
-        </w:tc>
-        <w:tc>
-          <w:tcPr>
-            <w:tcW w:type="dxa" w:w="1247"/>
-          </w:tcPr>
-          <w:p>
-            <w:r>
-              <w:rPr>
-                <w:b/>
-                <w:i w:val="0"/>
-                <w:sz w:val="16"/>
-              </w:rPr>
-              <w:t>S01</w:t>
-              <w:br/>
-            </w:r>
-            <w:r>
-              <w:rPr>
-                <w:b w:val="0"/>
-                <w:i w:val="0"/>
-                <w:color w:val="64748B"/>
-                <w:sz w:val="14"/>
-              </w:rPr>
-              <w:t>Démographie</w:t>
-            </w:r>
-          </w:p>
-        </w:tc>
-        <w:tc>
-          <w:tcPr>
-            <w:tcW w:type="dxa" w:w="1531"/>
-          </w:tcPr>
-          <w:p>
-            <w:r>
-              <w:rPr>
-                <w:b/>
-                <w:i w:val="0"/>
-                <w:color w:val="16A34A"/>
-                <w:sz w:val="16"/>
-              </w:rPr>
-              <w:t>s00q27, s01q03a, s01q03b, s01q03c, s01q00b</w:t>
-            </w:r>
-          </w:p>
-        </w:tc>
-        <w:tc>
-          <w:tcPr>
-            <w:tcW w:type="dxa" w:w="1191"/>
-          </w:tcPr>
-          <w:p>
-            <w:r>
-              <w:rPr>
-                <w:b w:val="0"/>
-                <w:i w:val="0"/>
-                <w:color w:val="64748B"/>
-                <w:sz w:val="16"/>
-              </w:rPr>
-              <w:t>GT-CQ</w:t>
-            </w:r>
-          </w:p>
-        </w:tc>
-        <w:tc>
-          <w:tcPr>
-            <w:tcW w:type="dxa" w:w="4706"/>
-          </w:tcPr>
-          <w:p>
-            <w:r>
-              <w:rPr>
-                <w:b w:val="0"/>
-                <w:i w:val="0"/>
-                <w:sz w:val="17"/>
-              </w:rPr>
-              <w:t>Les informations sur l'acte de naissance (ni Jours, ni mois et ni années) de  MAME BOUSSO NDIAYE  manquent, s'il vous plait pouvez-vous fournir d'effort pour avoir ces informations.</w:t>
-            </w:r>
-          </w:p>
-        </w:tc>
-      </w:tr>
-      <w:tr>
-        <w:tc>
-          <w:tcPr>
-            <w:tcW w:type="dxa" w:w="964"/>
-          </w:tcPr>
-          <w:p>
-            <w:r>
-              <w:rPr>
-                <w:b/>
-                <w:i w:val="0"/>
-                <w:color w:val="EA580C"/>
-                <w:sz w:val="16"/>
-              </w:rPr>
-              <w:t>Moyenne</w:t>
-            </w:r>
-          </w:p>
-        </w:tc>
-        <w:tc>
-          <w:tcPr>
-            <w:tcW w:type="dxa" w:w="1247"/>
-          </w:tcPr>
-          <w:p>
-            <w:r>
-              <w:rPr>
-                <w:b/>
-                <w:i w:val="0"/>
-                <w:sz w:val="16"/>
-              </w:rPr>
-              <w:t>S01</w:t>
-              <w:br/>
-            </w:r>
-            <w:r>
-              <w:rPr>
-                <w:b w:val="0"/>
-                <w:i w:val="0"/>
-                <w:color w:val="64748B"/>
-                <w:sz w:val="14"/>
-              </w:rPr>
-              <w:t>Démographie</w:t>
-            </w:r>
-          </w:p>
-        </w:tc>
-        <w:tc>
-          <w:tcPr>
-            <w:tcW w:type="dxa" w:w="1531"/>
-          </w:tcPr>
-          <w:p>
-            <w:r>
-              <w:rPr>
-                <w:b/>
-                <w:i w:val="0"/>
-                <w:color w:val="16A34A"/>
-                <w:sz w:val="16"/>
-              </w:rPr>
-              <w:t>s00q27, s01q03a, s01q03b, s01q03c, s01q00b</w:t>
-            </w:r>
-          </w:p>
-        </w:tc>
-        <w:tc>
-          <w:tcPr>
-            <w:tcW w:type="dxa" w:w="1191"/>
-          </w:tcPr>
-          <w:p>
-            <w:r>
-              <w:rPr>
-                <w:b w:val="0"/>
-                <w:i w:val="0"/>
-                <w:color w:val="64748B"/>
-                <w:sz w:val="16"/>
-              </w:rPr>
-              <w:t>GT-CQ</w:t>
-            </w:r>
-          </w:p>
-        </w:tc>
-        <w:tc>
-          <w:tcPr>
-            <w:tcW w:type="dxa" w:w="4706"/>
-          </w:tcPr>
-          <w:p>
-            <w:r>
-              <w:rPr>
-                <w:b w:val="0"/>
-                <w:i w:val="0"/>
-                <w:sz w:val="17"/>
-              </w:rPr>
-              <w:t>Les informations sur l'acte de naissance (ni Jours, ni mois et ni années) de  MAME CHEIKH NDIAYE  manquent, s'il vous plait pouvez-vous fournir d'effort pour avoir ces informations.</w:t>
-            </w:r>
-          </w:p>
-        </w:tc>
-      </w:tr>
-      <w:tr>
-        <w:tc>
-          <w:tcPr>
-            <w:tcW w:type="dxa" w:w="964"/>
-          </w:tcPr>
-          <w:p>
-            <w:r>
-              <w:rPr>
-                <w:b/>
-                <w:i w:val="0"/>
-                <w:color w:val="EA580C"/>
-                <w:sz w:val="16"/>
-              </w:rPr>
-              <w:t>Moyenne</w:t>
-            </w:r>
-          </w:p>
-        </w:tc>
-        <w:tc>
-          <w:tcPr>
-            <w:tcW w:type="dxa" w:w="1247"/>
-          </w:tcPr>
-          <w:p>
-            <w:r>
-              <w:rPr>
-                <w:b/>
-                <w:i w:val="0"/>
-                <w:sz w:val="16"/>
-              </w:rPr>
-              <w:t>S01</w:t>
-              <w:br/>
-            </w:r>
-            <w:r>
-              <w:rPr>
-                <w:b w:val="0"/>
-                <w:i w:val="0"/>
-                <w:color w:val="64748B"/>
-                <w:sz w:val="14"/>
-              </w:rPr>
-              <w:t>Démographie</w:t>
-            </w:r>
-          </w:p>
-        </w:tc>
-        <w:tc>
-          <w:tcPr>
-            <w:tcW w:type="dxa" w:w="1531"/>
-          </w:tcPr>
-          <w:p>
-            <w:r>
-              <w:rPr>
-                <w:b/>
-                <w:i w:val="0"/>
-                <w:color w:val="16A34A"/>
-                <w:sz w:val="16"/>
-              </w:rPr>
-              <w:t>s01q04a, s01q03b</w:t>
-            </w:r>
-          </w:p>
-        </w:tc>
-        <w:tc>
-          <w:tcPr>
-            <w:tcW w:type="dxa" w:w="1191"/>
-          </w:tcPr>
-          <w:p>
-            <w:r>
-              <w:rPr>
-                <w:b w:val="0"/>
-                <w:i w:val="0"/>
-                <w:color w:val="64748B"/>
-                <w:sz w:val="16"/>
-              </w:rPr>
-              <w:t>GT-CQ</w:t>
-            </w:r>
-          </w:p>
-        </w:tc>
-        <w:tc>
-          <w:tcPr>
-            <w:tcW w:type="dxa" w:w="4706"/>
-          </w:tcPr>
-          <w:p>
-            <w:r>
-              <w:rPr>
-                <w:b w:val="0"/>
-                <w:i w:val="0"/>
-                <w:sz w:val="17"/>
-              </w:rPr>
-              <w:t>Le mois de l'enfant ( MAME CHEIKH NDIAYE ) n'est pas connu mais vous avez declaré en s01q04a le nombre de mois, prière de changer NSP au niveau de s01q03b.</w:t>
-            </w:r>
-          </w:p>
-        </w:tc>
-      </w:tr>
-      <w:tr>
-        <w:tc>
-          <w:tcPr>
-            <w:tcW w:type="dxa" w:w="964"/>
-          </w:tcPr>
-          <w:p>
-            <w:r>
-              <w:rPr>
-                <w:b/>
-                <w:i w:val="0"/>
-                <w:color w:val="EA580C"/>
-                <w:sz w:val="16"/>
-              </w:rPr>
-              <w:t>Moyenne</w:t>
-            </w:r>
-          </w:p>
-        </w:tc>
-        <w:tc>
-          <w:tcPr>
-            <w:tcW w:type="dxa" w:w="1247"/>
-          </w:tcPr>
-          <w:p>
-            <w:r>
-              <w:rPr>
-                <w:b/>
-                <w:i w:val="0"/>
-                <w:sz w:val="16"/>
-              </w:rPr>
-              <w:t>S01</w:t>
-              <w:br/>
-            </w:r>
-            <w:r>
-              <w:rPr>
-                <w:b w:val="0"/>
-                <w:i w:val="0"/>
-                <w:color w:val="64748B"/>
-                <w:sz w:val="14"/>
-              </w:rPr>
-              <w:t>Démographie</w:t>
-            </w:r>
-          </w:p>
-        </w:tc>
-        <w:tc>
-          <w:tcPr>
-            <w:tcW w:type="dxa" w:w="1531"/>
-          </w:tcPr>
-          <w:p>
-            <w:r>
-              <w:rPr>
-                <w:b/>
-                <w:i w:val="0"/>
-                <w:color w:val="16A34A"/>
-                <w:sz w:val="16"/>
-              </w:rPr>
-              <w:t>s00q27, s01q03a, s01q03b, s01q03c, s01q00b</w:t>
-            </w:r>
-          </w:p>
-        </w:tc>
-        <w:tc>
-          <w:tcPr>
-            <w:tcW w:type="dxa" w:w="1191"/>
-          </w:tcPr>
-          <w:p>
-            <w:r>
-              <w:rPr>
-                <w:b w:val="0"/>
-                <w:i w:val="0"/>
-                <w:color w:val="64748B"/>
-                <w:sz w:val="16"/>
-              </w:rPr>
-              <w:t>GT-CQ</w:t>
-            </w:r>
-          </w:p>
-        </w:tc>
-        <w:tc>
-          <w:tcPr>
-            <w:tcW w:type="dxa" w:w="4706"/>
-          </w:tcPr>
-          <w:p>
-            <w:r>
-              <w:rPr>
-                <w:b w:val="0"/>
-                <w:i w:val="0"/>
-                <w:sz w:val="17"/>
-              </w:rPr>
-              <w:t>Les informations sur l'acte de naissance (ni Jours, ni mois et ni années) de  MAME MATY MBAYE  manquent, s'il vous plait pouvez-vous fournir d'effort pour avoir ces informations.</w:t>
-            </w:r>
-          </w:p>
-        </w:tc>
-      </w:tr>
-      <w:tr>
-        <w:tc>
-          <w:tcPr>
-            <w:tcW w:type="dxa" w:w="964"/>
-          </w:tcPr>
-          <w:p>
-            <w:r>
-              <w:rPr>
-                <w:b/>
-                <w:i w:val="0"/>
-                <w:color w:val="EA580C"/>
-                <w:sz w:val="16"/>
-              </w:rPr>
-              <w:t>Moyenne</w:t>
-            </w:r>
-          </w:p>
-        </w:tc>
-        <w:tc>
-          <w:tcPr>
-            <w:tcW w:type="dxa" w:w="1247"/>
-          </w:tcPr>
-          <w:p>
-            <w:r>
-              <w:rPr>
-                <w:b/>
-                <w:i w:val="0"/>
-                <w:sz w:val="16"/>
-              </w:rPr>
-              <w:t>S01</w:t>
-              <w:br/>
-            </w:r>
-            <w:r>
-              <w:rPr>
-                <w:b w:val="0"/>
-                <w:i w:val="0"/>
-                <w:color w:val="64748B"/>
-                <w:sz w:val="14"/>
-              </w:rPr>
-              <w:t>Démographie</w:t>
-            </w:r>
-          </w:p>
-        </w:tc>
-        <w:tc>
-          <w:tcPr>
-            <w:tcW w:type="dxa" w:w="1531"/>
-          </w:tcPr>
-          <w:p>
-            <w:r>
-              <w:rPr>
-                <w:b/>
-                <w:i w:val="0"/>
-                <w:color w:val="16A34A"/>
-                <w:sz w:val="16"/>
-              </w:rPr>
-              <w:t>s00q27, s01q03a, s01q03b, s01q03c, s01q00b</w:t>
-            </w:r>
-          </w:p>
-        </w:tc>
-        <w:tc>
-          <w:tcPr>
-            <w:tcW w:type="dxa" w:w="1191"/>
-          </w:tcPr>
-          <w:p>
-            <w:r>
-              <w:rPr>
-                <w:b w:val="0"/>
-                <w:i w:val="0"/>
-                <w:color w:val="64748B"/>
-                <w:sz w:val="16"/>
-              </w:rPr>
-              <w:t>GT-CQ</w:t>
-            </w:r>
-          </w:p>
-        </w:tc>
-        <w:tc>
-          <w:tcPr>
-            <w:tcW w:type="dxa" w:w="4706"/>
-          </w:tcPr>
-          <w:p>
-            <w:r>
-              <w:rPr>
-                <w:b w:val="0"/>
-                <w:i w:val="0"/>
-                <w:sz w:val="17"/>
-              </w:rPr>
-              <w:t>Les informations sur l'acte de naissance (ni Jours, ni mois et ni années) de  MBAYE NDIAYE N2  manquent, s'il vous plait pouvez-vous fournir d'effort pour avoir ces informations.</w:t>
-            </w:r>
-          </w:p>
-        </w:tc>
-      </w:tr>
-      <w:tr>
-        <w:tc>
-          <w:tcPr>
-            <w:tcW w:type="dxa" w:w="964"/>
-          </w:tcPr>
-          <w:p>
-            <w:r>
-              <w:rPr>
-                <w:b/>
-                <w:i w:val="0"/>
-                <w:color w:val="EA580C"/>
-                <w:sz w:val="16"/>
-              </w:rPr>
-              <w:t>Moyenne</w:t>
-            </w:r>
-          </w:p>
-        </w:tc>
-        <w:tc>
-          <w:tcPr>
-            <w:tcW w:type="dxa" w:w="1247"/>
-          </w:tcPr>
-          <w:p>
-            <w:r>
-              <w:rPr>
-                <w:b/>
-                <w:i w:val="0"/>
-                <w:sz w:val="16"/>
-              </w:rPr>
-              <w:t>S01</w:t>
-              <w:br/>
-            </w:r>
-            <w:r>
-              <w:rPr>
-                <w:b w:val="0"/>
-                <w:i w:val="0"/>
-                <w:color w:val="64748B"/>
-                <w:sz w:val="14"/>
-              </w:rPr>
-              <w:t>Démographie</w:t>
-            </w:r>
-          </w:p>
-        </w:tc>
-        <w:tc>
-          <w:tcPr>
-            <w:tcW w:type="dxa" w:w="1531"/>
-          </w:tcPr>
-          <w:p>
-            <w:r>
-              <w:rPr>
-                <w:b/>
-                <w:i w:val="0"/>
-                <w:color w:val="16A34A"/>
-                <w:sz w:val="16"/>
-              </w:rPr>
-              <w:t>s00q27, s01q03a, s01q03b, s01q03c, s01q00b</w:t>
-            </w:r>
-          </w:p>
-        </w:tc>
-        <w:tc>
-          <w:tcPr>
-            <w:tcW w:type="dxa" w:w="1191"/>
-          </w:tcPr>
-          <w:p>
-            <w:r>
-              <w:rPr>
-                <w:b w:val="0"/>
-                <w:i w:val="0"/>
-                <w:color w:val="64748B"/>
-                <w:sz w:val="16"/>
-              </w:rPr>
-              <w:t>GT-CQ</w:t>
-            </w:r>
-          </w:p>
-        </w:tc>
-        <w:tc>
-          <w:tcPr>
-            <w:tcW w:type="dxa" w:w="4706"/>
-          </w:tcPr>
-          <w:p>
-            <w:r>
-              <w:rPr>
-                <w:b w:val="0"/>
-                <w:i w:val="0"/>
-                <w:sz w:val="17"/>
-              </w:rPr>
-              <w:t>Les informations sur l'acte de naissance (ni Jours, ni mois et ni années) de  MOUSSA DIOUF  manquent, s'il vous plait pouvez-vous fournir d'effort pour avoir ces informations.</w:t>
-            </w:r>
-          </w:p>
-        </w:tc>
-      </w:tr>
-      <w:tr>
-        <w:tc>
-          <w:tcPr>
-            <w:tcW w:type="dxa" w:w="964"/>
-          </w:tcPr>
-          <w:p>
-            <w:r>
-              <w:rPr>
-                <w:b/>
-                <w:i w:val="0"/>
-                <w:color w:val="EA580C"/>
-                <w:sz w:val="16"/>
-              </w:rPr>
-              <w:t>Moyenne</w:t>
-            </w:r>
-          </w:p>
-        </w:tc>
-        <w:tc>
-          <w:tcPr>
-            <w:tcW w:type="dxa" w:w="1247"/>
-          </w:tcPr>
-          <w:p>
-            <w:r>
-              <w:rPr>
-                <w:b/>
-                <w:i w:val="0"/>
-                <w:sz w:val="16"/>
-              </w:rPr>
-              <w:t>S01</w:t>
-              <w:br/>
-            </w:r>
-            <w:r>
-              <w:rPr>
-                <w:b w:val="0"/>
-                <w:i w:val="0"/>
-                <w:color w:val="64748B"/>
-                <w:sz w:val="14"/>
-              </w:rPr>
-              <w:t>Démographie</w:t>
-            </w:r>
-          </w:p>
-        </w:tc>
-        <w:tc>
-          <w:tcPr>
-            <w:tcW w:type="dxa" w:w="1531"/>
-          </w:tcPr>
-          <w:p>
-            <w:r>
-              <w:rPr>
-                <w:b/>
-                <w:i w:val="0"/>
-                <w:color w:val="16A34A"/>
-                <w:sz w:val="16"/>
-              </w:rPr>
-              <w:t>s00q27, s01q03a, s01q03b, s01q03c, s01q00b</w:t>
-            </w:r>
-          </w:p>
-        </w:tc>
-        <w:tc>
-          <w:tcPr>
-            <w:tcW w:type="dxa" w:w="1191"/>
-          </w:tcPr>
-          <w:p>
-            <w:r>
-              <w:rPr>
-                <w:b w:val="0"/>
-                <w:i w:val="0"/>
-                <w:color w:val="64748B"/>
-                <w:sz w:val="16"/>
-              </w:rPr>
-              <w:t>GT-CQ</w:t>
-            </w:r>
-          </w:p>
-        </w:tc>
-        <w:tc>
-          <w:tcPr>
-            <w:tcW w:type="dxa" w:w="4706"/>
-          </w:tcPr>
-          <w:p>
-            <w:r>
-              <w:rPr>
-                <w:b w:val="0"/>
-                <w:i w:val="0"/>
-                <w:sz w:val="17"/>
-              </w:rPr>
-              <w:t>Les informations sur l'acte de naissance (ni Jours, ni mois et ni années) de  NDEYE SOKHNA NDIAYE  manquent, s'il vous plait pouvez-vous fournir d'effort pour avoir ces informations.</w:t>
-            </w:r>
-          </w:p>
-        </w:tc>
-      </w:tr>
-      <w:tr>
-        <w:tc>
-          <w:tcPr>
-            <w:tcW w:type="dxa" w:w="964"/>
-          </w:tcPr>
-          <w:p>
-            <w:r>
-              <w:rPr>
-                <w:b/>
-                <w:i w:val="0"/>
-                <w:color w:val="EA580C"/>
-                <w:sz w:val="16"/>
-              </w:rPr>
-              <w:t>Moyenne</w:t>
-            </w:r>
-          </w:p>
-        </w:tc>
-        <w:tc>
-          <w:tcPr>
-            <w:tcW w:type="dxa" w:w="1247"/>
-          </w:tcPr>
-          <w:p>
-            <w:r>
-              <w:rPr>
-                <w:b/>
-                <w:i w:val="0"/>
-                <w:sz w:val="16"/>
-              </w:rPr>
-              <w:t>S01</w:t>
-              <w:br/>
-            </w:r>
-            <w:r>
-              <w:rPr>
-                <w:b w:val="0"/>
-                <w:i w:val="0"/>
-                <w:color w:val="64748B"/>
-                <w:sz w:val="14"/>
-              </w:rPr>
-              <w:t>Démographie</w:t>
-            </w:r>
-          </w:p>
-        </w:tc>
-        <w:tc>
-          <w:tcPr>
-            <w:tcW w:type="dxa" w:w="1531"/>
-          </w:tcPr>
-          <w:p>
-            <w:r>
-              <w:rPr>
-                <w:b/>
-                <w:i w:val="0"/>
-                <w:color w:val="16A34A"/>
-                <w:sz w:val="16"/>
-              </w:rPr>
-              <w:t>s00q27, s01q03a, s01q03b, s01q03c, s01q00b</w:t>
-            </w:r>
-          </w:p>
-        </w:tc>
-        <w:tc>
-          <w:tcPr>
-            <w:tcW w:type="dxa" w:w="1191"/>
-          </w:tcPr>
-          <w:p>
-            <w:r>
-              <w:rPr>
-                <w:b w:val="0"/>
-                <w:i w:val="0"/>
-                <w:color w:val="64748B"/>
-                <w:sz w:val="16"/>
-              </w:rPr>
-              <w:t>GT-CQ</w:t>
-            </w:r>
-          </w:p>
-        </w:tc>
-        <w:tc>
-          <w:tcPr>
-            <w:tcW w:type="dxa" w:w="4706"/>
-          </w:tcPr>
-          <w:p>
-            <w:r>
-              <w:rPr>
-                <w:b w:val="0"/>
-                <w:i w:val="0"/>
-                <w:sz w:val="17"/>
-              </w:rPr>
-              <w:t>Les informations sur l'acte de naissance (ni Jours, ni mois et ni années) de  SERIGNE FALLOU MBACKE  manquent, s'il vous plait pouvez-vous fournir d'effort pour avoir ces informations.</w:t>
-            </w:r>
-          </w:p>
-        </w:tc>
-      </w:tr>
-      <w:tr>
-        <w:tc>
-          <w:tcPr>
-            <w:tcW w:type="dxa" w:w="964"/>
-          </w:tcPr>
-          <w:p>
-            <w:r>
-              <w:rPr>
-                <w:b/>
-                <w:i w:val="0"/>
-                <w:color w:val="EA580C"/>
-                <w:sz w:val="16"/>
-              </w:rPr>
-              <w:t>Moyenne</w:t>
-            </w:r>
-          </w:p>
-        </w:tc>
-        <w:tc>
-          <w:tcPr>
-            <w:tcW w:type="dxa" w:w="1247"/>
-          </w:tcPr>
-          <w:p>
-            <w:r>
-              <w:rPr>
-                <w:b/>
-                <w:i w:val="0"/>
-                <w:sz w:val="16"/>
-              </w:rPr>
-              <w:t>S01</w:t>
-              <w:br/>
-            </w:r>
-            <w:r>
-              <w:rPr>
-                <w:b w:val="0"/>
-                <w:i w:val="0"/>
-                <w:color w:val="64748B"/>
-                <w:sz w:val="14"/>
-              </w:rPr>
-              <w:t>Démographie</w:t>
-            </w:r>
-          </w:p>
-        </w:tc>
-        <w:tc>
-          <w:tcPr>
-            <w:tcW w:type="dxa" w:w="1531"/>
-          </w:tcPr>
-          <w:p>
-            <w:r>
-              <w:rPr>
-                <w:b/>
-                <w:i w:val="0"/>
-                <w:color w:val="16A34A"/>
-                <w:sz w:val="16"/>
-              </w:rPr>
-              <w:t>s01q04a, s01q03b</w:t>
-            </w:r>
-          </w:p>
-        </w:tc>
-        <w:tc>
-          <w:tcPr>
-            <w:tcW w:type="dxa" w:w="1191"/>
-          </w:tcPr>
-          <w:p>
-            <w:r>
-              <w:rPr>
-                <w:b w:val="0"/>
-                <w:i w:val="0"/>
-                <w:color w:val="64748B"/>
-                <w:sz w:val="16"/>
-              </w:rPr>
-              <w:t>GT-CQ</w:t>
-            </w:r>
-          </w:p>
-        </w:tc>
-        <w:tc>
-          <w:tcPr>
-            <w:tcW w:type="dxa" w:w="4706"/>
-          </w:tcPr>
-          <w:p>
-            <w:r>
-              <w:rPr>
-                <w:b w:val="0"/>
-                <w:i w:val="0"/>
-                <w:sz w:val="17"/>
-              </w:rPr>
-              <w:t>Le mois de l'enfant ( SERIGNE FALLOU MBACKE ) n'est pas connu mais vous avez declaré en s01q04a le nombre de mois, prière de changer NSP au niveau de s01q03b.</w:t>
-            </w:r>
-          </w:p>
-        </w:tc>
-      </w:tr>
-      <w:tr>
-        <w:tc>
-          <w:tcPr>
-            <w:tcW w:type="dxa" w:w="964"/>
-          </w:tcPr>
-          <w:p>
-            <w:r>
-              <w:rPr>
-                <w:b/>
-                <w:i w:val="0"/>
-                <w:color w:val="EA580C"/>
-                <w:sz w:val="16"/>
-              </w:rPr>
-              <w:t>Moyenne</w:t>
-            </w:r>
-          </w:p>
-        </w:tc>
-        <w:tc>
-          <w:tcPr>
-            <w:tcW w:type="dxa" w:w="1247"/>
-          </w:tcPr>
-          <w:p>
-            <w:r>
-              <w:rPr>
-                <w:b/>
-                <w:i w:val="0"/>
-                <w:sz w:val="16"/>
-              </w:rPr>
-              <w:t>S01</w:t>
-              <w:br/>
-            </w:r>
-            <w:r>
-              <w:rPr>
-                <w:b w:val="0"/>
-                <w:i w:val="0"/>
-                <w:color w:val="64748B"/>
-                <w:sz w:val="14"/>
-              </w:rPr>
-              <w:t>Démographie</w:t>
-            </w:r>
-          </w:p>
-        </w:tc>
-        <w:tc>
-          <w:tcPr>
-            <w:tcW w:type="dxa" w:w="1531"/>
-          </w:tcPr>
-          <w:p>
-            <w:r>
-              <w:rPr>
-                <w:b/>
-                <w:i w:val="0"/>
-                <w:color w:val="16A34A"/>
-                <w:sz w:val="16"/>
-              </w:rPr>
-              <w:t>s00q27, s01q03a, s01q03b, s01q03c, s01q00b</w:t>
-            </w:r>
-          </w:p>
-        </w:tc>
-        <w:tc>
-          <w:tcPr>
-            <w:tcW w:type="dxa" w:w="1191"/>
-          </w:tcPr>
-          <w:p>
-            <w:r>
-              <w:rPr>
-                <w:b w:val="0"/>
-                <w:i w:val="0"/>
-                <w:color w:val="64748B"/>
-                <w:sz w:val="16"/>
-              </w:rPr>
-              <w:t>GT-CQ</w:t>
-            </w:r>
-          </w:p>
-        </w:tc>
-        <w:tc>
-          <w:tcPr>
-            <w:tcW w:type="dxa" w:w="4706"/>
-          </w:tcPr>
-          <w:p>
-            <w:r>
-              <w:rPr>
-                <w:b w:val="0"/>
-                <w:i w:val="0"/>
-                <w:sz w:val="17"/>
-              </w:rPr>
-              <w:t>Les informations sur l'acte de naissance (ni Jours, ni mois et ni années) de  SOKHNA MBENE NDIAYE  manquent, s'il vous plait pouvez-vous fournir d'effort pour avoir ces informations.</w:t>
-            </w:r>
-          </w:p>
-        </w:tc>
-      </w:tr>
-      <w:tr>
-        <w:tc>
-          <w:tcPr>
-            <w:tcW w:type="dxa" w:w="964"/>
-          </w:tcPr>
-          <w:p>
-            <w:r>
-              <w:rPr>
-                <w:b/>
-                <w:i w:val="0"/>
-                <w:color w:val="EA580C"/>
-                <w:sz w:val="16"/>
-              </w:rPr>
-              <w:t>Moyenne</w:t>
-            </w:r>
-          </w:p>
-        </w:tc>
-        <w:tc>
-          <w:tcPr>
-            <w:tcW w:type="dxa" w:w="1247"/>
-          </w:tcPr>
-          <w:p>
-            <w:r>
-              <w:rPr>
-                <w:b/>
-                <w:i w:val="0"/>
-                <w:sz w:val="16"/>
-              </w:rPr>
-              <w:t>S01</w:t>
-              <w:br/>
-            </w:r>
-            <w:r>
-              <w:rPr>
-                <w:b w:val="0"/>
-                <w:i w:val="0"/>
-                <w:color w:val="64748B"/>
-                <w:sz w:val="14"/>
-              </w:rPr>
-              <w:t>Démographie</w:t>
-            </w:r>
-          </w:p>
-        </w:tc>
-        <w:tc>
-          <w:tcPr>
-            <w:tcW w:type="dxa" w:w="1531"/>
-          </w:tcPr>
-          <w:p>
-            <w:r>
-              <w:rPr>
-                <w:b/>
-                <w:i w:val="0"/>
-                <w:color w:val="16A34A"/>
-                <w:sz w:val="16"/>
-              </w:rPr>
-              <w:t>s01q04a, s01q03b</w:t>
-            </w:r>
-          </w:p>
-        </w:tc>
-        <w:tc>
-          <w:tcPr>
-            <w:tcW w:type="dxa" w:w="1191"/>
-          </w:tcPr>
-          <w:p>
-            <w:r>
-              <w:rPr>
-                <w:b w:val="0"/>
-                <w:i w:val="0"/>
-                <w:color w:val="64748B"/>
-                <w:sz w:val="16"/>
-              </w:rPr>
-              <w:t>GT-CQ</w:t>
-            </w:r>
-          </w:p>
-        </w:tc>
-        <w:tc>
-          <w:tcPr>
-            <w:tcW w:type="dxa" w:w="4706"/>
-          </w:tcPr>
-          <w:p>
-            <w:r>
-              <w:rPr>
-                <w:b w:val="0"/>
-                <w:i w:val="0"/>
-                <w:sz w:val="17"/>
-              </w:rPr>
-              <w:t>Le mois de l'enfant ( SOKHNA MBENE NDIAYE ) n'est pas connu mais vous avez declaré en s01q04a le nombre de mois, prière de changer NSP au niveau de s01q03b.</w:t>
             </w:r>
           </w:p>
         </w:tc>
